--- a/docs/weekly-reports/Week 7 Progress Report.docx
+++ b/docs/weekly-reports/Week 7 Progress Report.docx
@@ -164,7 +164,7 @@
           </mc:Choice>
           <mc:Fallback>
             <w:pict>
-              <v:rect w14:anchorId="4F5A10E1" id="Rectangle 2" o:spid="_x0000_s1026" alt="Mak-Logo – Makerere University College of Computing ..." style="width:23.85pt;height:23.85pt;visibility:visible;mso-wrap-style:square;mso-left-percent:-10001;mso-top-percent:-10001;mso-position-horizontal:absolute;mso-position-horizontal-relative:char;mso-position-vertical:absolute;mso-position-vertical-relative:line;mso-left-percent:-10001;mso-top-percent:-10001;v-text-anchor:top" o:gfxdata="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" filled="f" stroked="f">
+              <v:rect w14:anchorId="1D1B4A0A" id="Rectangle 2" o:spid="_x0000_s1026" alt="Mak-Logo – Makerere University College of Computing ..." style="width:23.85pt;height:23.85pt;visibility:visible;mso-wrap-style:square;mso-left-percent:-10001;mso-top-percent:-10001;mso-position-horizontal:absolute;mso-position-horizontal-relative:char;mso-position-vertical:absolute;mso-position-vertical-relative:line;mso-left-percent:-10001;mso-top-percent:-10001;v-text-anchor:top" o:gfxdata="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" filled="f" stroked="f">
                 <o:lock v:ext="edit" aspectratio="t"/>
                 <w10:anchorlock/>
               </v:rect>
@@ -1000,12 +1000,15 @@
                 <w:rFonts w:ascii="Times New Roman" w:hAnsi="Times New Roman" w:cs="Times New Roman"/>
               </w:rPr>
             </w:pPr>
-            <w:r>
-              <w:rPr>
-                <w:rFonts w:ascii="Times New Roman" w:hAnsi="Times New Roman" w:cs="Times New Roman"/>
-              </w:rPr>
-              <w:t>https://github.com/martinaainembabazi/SME-PROCUREMENT-AGENT-/commit/fa21fe6366ed52586c127cb840a9fcfe99d15b5a</w:t>
-            </w:r>
+            <w:hyperlink r:id="rId11" w:history="1">
+              <w:r>
+                <w:rPr>
+                  <w:rStyle w:val="Hyperlink"/>
+                  <w:rFonts w:ascii="Times New Roman" w:hAnsi="Times New Roman" w:cs="Times New Roman"/>
+                </w:rPr>
+                <w:t>https://github.com/martinaainembabazi/SME-PROCUREMENT-AGENT-/commit/fa21fe6366ed52586c127cb840a9fcfe99d15b5a</w:t>
+              </w:r>
+            </w:hyperlink>
           </w:p>
         </w:tc>
       </w:tr>
@@ -1083,12 +1086,15 @@
                 <w:rFonts w:ascii="Times New Roman" w:hAnsi="Times New Roman" w:cs="Times New Roman"/>
               </w:rPr>
             </w:pPr>
-            <w:r>
-              <w:rPr>
-                <w:rFonts w:ascii="Times New Roman" w:hAnsi="Times New Roman" w:cs="Times New Roman"/>
-              </w:rPr>
-              <w:t>https://github.com/martinaainembabazi/SME-PROCUREMENT-AGENT-/commit/046a9e76fcdfa57c9bb210bcfeca012b05a0002e</w:t>
-            </w:r>
+            <w:hyperlink r:id="rId12" w:history="1">
+              <w:r>
+                <w:rPr>
+                  <w:rStyle w:val="Hyperlink"/>
+                  <w:rFonts w:ascii="Times New Roman" w:hAnsi="Times New Roman" w:cs="Times New Roman"/>
+                </w:rPr>
+                <w:t>https://github.com/martinaainembabazi/SME-PROCUREMENT-AGENT-/commit/046a9e76fcdfa57c9bb210bcfeca012b05a0002e</w:t>
+              </w:r>
+            </w:hyperlink>
           </w:p>
         </w:tc>
       </w:tr>
@@ -1156,12 +1162,15 @@
                 <w:rFonts w:ascii="Times New Roman" w:hAnsi="Times New Roman" w:cs="Times New Roman"/>
               </w:rPr>
             </w:pPr>
-            <w:r>
-              <w:rPr>
-                <w:rFonts w:ascii="Times New Roman" w:hAnsi="Times New Roman" w:cs="Times New Roman"/>
-              </w:rPr>
-              <w:t>https://github.com/martinaainembabazi/SME-PROCUREMENT-AGENT-/commit/25f014173bb5f594436f48193e5997a7e8ec94b7</w:t>
-            </w:r>
+            <w:hyperlink r:id="rId13" w:history="1">
+              <w:r>
+                <w:rPr>
+                  <w:rStyle w:val="Hyperlink"/>
+                  <w:rFonts w:ascii="Times New Roman" w:hAnsi="Times New Roman" w:cs="Times New Roman"/>
+                </w:rPr>
+                <w:t>https://github.com/martinaainembabazi/SME-PROCUREMENT-AGENT-/commit/25f014173bb5f594436f48193e5997a7e8ec94b7</w:t>
+              </w:r>
+            </w:hyperlink>
           </w:p>
         </w:tc>
       </w:tr>
@@ -1237,13 +1246,15 @@
                 <w:rFonts w:ascii="Times New Roman" w:hAnsi="Times New Roman" w:cs="Times New Roman"/>
               </w:rPr>
             </w:pPr>
-            <w:r>
-              <w:rPr>
-                <w:rFonts w:ascii="Times New Roman" w:hAnsi="Times New Roman" w:cs="Times New Roman"/>
-                <w:sz w:val="18"/>
-              </w:rPr>
-              <w:t>`docs/weekly-reports/Week 7 progress report.md`</w:t>
-            </w:r>
+            <w:hyperlink r:id="rId14" w:history="1">
+              <w:r>
+                <w:rPr>
+                  <w:rStyle w:val="Hyperlink"/>
+                  <w:rFonts w:ascii="Times New Roman" w:hAnsi="Times New Roman" w:cs="Times New Roman"/>
+                </w:rPr>
+                <w:t>https://github.com/martinaainembabazi/SME-PROCUREMENT-AGENT-/commit/c418e4f0b93f807ad47c98c89f693abd2cf4386e</w:t>
+              </w:r>
+            </w:hyperlink>
           </w:p>
         </w:tc>
       </w:tr>
@@ -1341,7 +1352,7 @@
       </w:r>
     </w:p>
     <w:sectPr>
-      <w:footerReference w:type="default" r:id="rId11"/>
+      <w:footerReference w:type="default" r:id="rId15"/>
       <w:pgSz w:w="12240" w:h="15840"/>
       <w:pgMar w:top="1008" w:right="1152" w:bottom="1008" w:left="1152" w:header="720" w:footer="720" w:gutter="0"/>
       <w:cols w:space="720"/>
